--- a/Talking points Capstone-final script.docx
+++ b/Talking points Capstone-final script.docx
@@ -396,6 +396,9 @@
       <w:r>
         <w:t xml:space="preserve"> After looking at the yearly trends of the top and bottom winning teams, I wanted to look at the overall statistical correlation between each category and winning. After creating the formula in python, I uploaded the data into this cool heatmap visual. It compares each statistic to each other and to winning and how strong or weak the relationship may be. On the left we have a breakdown on what each value means in the heatmap. 1 being the best, and -1 being the worst. </w:t>
       </w:r>
+      <w:r>
+        <w:t>Dark green being the best correlation and the lightest color is the most detrimental.</w:t>
+      </w:r>
     </w:p>
     <w:p>
       <w:pPr>
@@ -602,10 +605,7 @@
         <w:ind w:left="360"/>
       </w:pPr>
       <w:r>
-        <w:t>That concludes my presentation. Thank you for your time, and I’m happy to answer any questions you may have</w:t>
-      </w:r>
-      <w:r>
-        <w:t>.</w:t>
+        <w:t>That concludes my presentation. Thank you for your time, and I’m happy to answer any questions you may have.</w:t>
       </w:r>
     </w:p>
     <w:p/>

--- a/Talking points Capstone-final script.docx
+++ b/Talking points Capstone-final script.docx
@@ -4,12 +4,52 @@
   <w:body>
     <w:p>
       <w:r>
-        <w:t>Hello everyone, my name is Jonathan Swinehart, and today I’ll be presenting my capstone project, where I analyzed NBA data from 2010 to 2024 to identify key statistical trends associated with winning.</w:t>
-      </w:r>
-    </w:p>
-    <w:p>
-      <w:r>
-        <w:t xml:space="preserve">I came up with two data questions after diving into the data I was able to find online. </w:t>
+        <w:t xml:space="preserve">Hello everyone, </w:t>
+      </w:r>
+      <w:r>
+        <w:t>Im Jon and I am part of the Nashville Software School Part time 13 Cohort.</w:t>
+      </w:r>
+      <w:r>
+        <w:t xml:space="preserve"> </w:t>
+      </w:r>
+      <w:r>
+        <w:t>Today</w:t>
+      </w:r>
+      <w:r>
+        <w:t xml:space="preserve"> I’ll be presenting my capstone project, where I analyzed NBA data from 2010 to 2024 to identify key statistical trends associated with winning.</w:t>
+      </w:r>
+    </w:p>
+    <w:p>
+      <w:r>
+        <w:rPr>
+          <w:b/>
+          <w:bCs/>
+        </w:rPr>
+        <w:t>Motivation:</w:t>
+      </w:r>
+      <w:r>
+        <w:t xml:space="preserve"> Ever since I was a kid, watching sports has been a passion of mine. The team driven atmosphere mixed with competitiveness is what drew me to </w:t>
+      </w:r>
+      <w:r>
+        <w:t>it</w:t>
+      </w:r>
+      <w:r>
+        <w:t xml:space="preserve">. Basketball was one of the first sports I played because of my height. As I got older, my friends and I would debate whose teams were better, or even who was the greatest at their position of all time (Jordan vs Lebron). This is what got me to compare statistics to each others careers/teams and try to find the reason behind their wins. That’s what led me to this project </w:t>
+      </w:r>
+      <w:r>
+        <w:t>in hopes of getting a deeper analytical understanding of this.</w:t>
+      </w:r>
+    </w:p>
+    <w:p/>
+    <w:p>
+      <w:r>
+        <w:t>I came up with two data questions after diving into the dat</w:t>
+      </w:r>
+      <w:r>
+        <w:t>a</w:t>
+      </w:r>
+      <w:r>
+        <w:t xml:space="preserve">. </w:t>
       </w:r>
     </w:p>
     <w:p>
@@ -43,40 +83,6 @@
       </w:r>
     </w:p>
     <w:p>
-      <w:r>
-        <w:rPr>
-          <w:b/>
-          <w:bCs/>
-        </w:rPr>
-        <w:t>Motivation:</w:t>
-      </w:r>
-      <w:r>
-        <w:t xml:space="preserve"> Ever since I was a kid, watching sports has been a passion of mine. The team driven atmosphere mixed with competitiveness is what drew me to them. Basketball was one of the first sports I played because of my height. As I got older, my friends and I would debate whose teams were better, or even who was the greatest at their position of all time (Jordan vs Lebron). </w:t>
-      </w:r>
-      <w:r>
-        <w:t xml:space="preserve">This is what got me to compare statistics to </w:t>
-      </w:r>
-      <w:proofErr w:type="spellStart"/>
-      <w:r>
-        <w:t xml:space="preserve">each </w:t>
-      </w:r>
-      <w:proofErr w:type="gramStart"/>
-      <w:r>
-        <w:t>others</w:t>
-      </w:r>
-      <w:proofErr w:type="spellEnd"/>
-      <w:proofErr w:type="gramEnd"/>
-      <w:r>
-        <w:t xml:space="preserve"> careers/teams and try to find the reason behind their wins. </w:t>
-      </w:r>
-      <w:r>
-        <w:t>That’s what led me to this project</w:t>
-      </w:r>
-      <w:r>
-        <w:t xml:space="preserve"> </w:t>
-      </w:r>
-    </w:p>
-    <w:p>
       <w:pPr>
         <w:rPr>
           <w:b/>
@@ -93,7 +99,19 @@
     </w:p>
     <w:p>
       <w:r>
-        <w:t xml:space="preserve">On this first slide, I wanted to evaluate the top and bottom 10 winning/losing teams from 2010-2024 using their overall wins and color coded each team so it allows anyone looking at it to see each team difference in wins in the easiest possible way. As we see here, Golden State stands above the pack at 676 wins. Then we have at the very worst team of Detroit with only 400 total wins. That’s a </w:t>
+        <w:t>On this first slide, I wanted to evaluate the top and bottom 10 winning/losing teams from 2010-2024 using their overall wins</w:t>
+      </w:r>
+      <w:r>
+        <w:t xml:space="preserve"> through this time</w:t>
+      </w:r>
+      <w:r>
+        <w:t xml:space="preserve">. As we see here, Golden State stands above the pack at 676 wins. </w:t>
+      </w:r>
+      <w:r>
+        <w:t>And on the opposite end of the spectrum we have</w:t>
+      </w:r>
+      <w:r>
+        <w:t xml:space="preserve"> Detroit with only 400 total wins. That’s a </w:t>
       </w:r>
       <w:r>
         <w:t xml:space="preserve">51.3% </w:t>
@@ -109,6 +127,9 @@
       </w:r>
       <w:r>
         <w:t xml:space="preserve"> Crazy!</w:t>
+      </w:r>
+      <w:r>
+        <w:t xml:space="preserve"> So during this presentation we will be focusing on these 2 teams to compare.</w:t>
       </w:r>
     </w:p>
     <w:p>
@@ -122,6 +143,9 @@
       <w:r>
         <w:t>: I broke down each statistic into their own visual so we could see the possible correlation between total of a team yearly statistic and the yearly overall statistic. Then I wanted to look at this correlation between the top 10 and bottom 10 teams to see if there were any noticeable differences between them.</w:t>
       </w:r>
+      <w:r>
+        <w:t xml:space="preserve"> The line is the overall yearly trends and the bar is the teams yearly average.</w:t>
+      </w:r>
     </w:p>
     <w:p>
       <w:r>
@@ -135,23 +159,19 @@
         <w:t>Assists:</w:t>
       </w:r>
       <w:r>
-        <w:t xml:space="preserve"> The first category I wanted to look at is </w:t>
-      </w:r>
-      <w:proofErr w:type="gramStart"/>
-      <w:r>
-        <w:t>assists</w:t>
-      </w:r>
-      <w:proofErr w:type="gramEnd"/>
-      <w:r>
-        <w:t xml:space="preserve">. For those of you who aren’t familiar with sports, here is the definition </w:t>
-      </w:r>
-      <w:proofErr w:type="gramStart"/>
-      <w:r>
-        <w:t>of an</w:t>
-      </w:r>
-      <w:proofErr w:type="gramEnd"/>
-      <w:r>
-        <w:t xml:space="preserve"> assist followed by an active visual to help understanding. </w:t>
+        <w:t xml:space="preserve"> The first category I wanted to look at is assists. For those of you who aren’t familiar with sports, </w:t>
+      </w:r>
+      <w:r>
+        <w:t xml:space="preserve">an assist is when a player passes the ball to someone who scores. Here is </w:t>
+      </w:r>
+      <w:r>
+        <w:t>an active visual to help understanding</w:t>
+      </w:r>
+      <w:r>
+        <w:t xml:space="preserve"> as there will be one for each slide we look at</w:t>
+      </w:r>
+      <w:r>
+        <w:t xml:space="preserve">. </w:t>
       </w:r>
       <w:r>
         <w:t>Here on the top 10 teams graph I want to continue to look at Golden State</w:t>
@@ -160,7 +180,17 @@
         <w:t>’s yearly trends</w:t>
       </w:r>
       <w:r>
-        <w:t>. As we can see, they are consistently averaging more assists than the average team every year. Now looking at the bottom 10 teams, we will stick with the same team in Detroit</w:t>
+        <w:t>. As we can see</w:t>
+      </w:r>
+      <w:r>
+        <w:t xml:space="preserve"> over this 14 year period</w:t>
+      </w:r>
+      <w:r>
+        <w:t xml:space="preserve">, they are consistently averaging more assists than the average team every year. Now looking at the bottom 10 teams, we will stick with the </w:t>
+      </w:r>
+      <w:r>
+        <w:lastRenderedPageBreak/>
+        <w:t>same team in Detroit</w:t>
       </w:r>
       <w:r>
         <w:t>’s yearly trends</w:t>
@@ -188,7 +218,6 @@
           <w:b/>
           <w:bCs/>
         </w:rPr>
-        <w:lastRenderedPageBreak/>
         <w:tab/>
         <w:t xml:space="preserve"> Free Throw Attempts:</w:t>
       </w:r>
@@ -200,6 +229,9 @@
         <w:t xml:space="preserve"> </w:t>
       </w:r>
       <w:r>
+        <w:t xml:space="preserve">A free throw attempt is when someone shoots 1-3 shots with no one defending. </w:t>
+      </w:r>
+      <w:r>
         <w:t>Looking at Golden State</w:t>
       </w:r>
       <w:r>
@@ -209,13 +241,22 @@
         <w:t xml:space="preserve">, </w:t>
       </w:r>
       <w:r>
-        <w:t>they are mostly below the yearly average</w:t>
-      </w:r>
-      <w:r>
-        <w:t>, which is kind of surprising</w:t>
-      </w:r>
-      <w:r>
-        <w:t xml:space="preserve">. Now looking at Detroit’s yearly trends, we can see that they are constantly above the yearly average. </w:t>
+        <w:t>they are mostly above the yearly trend.</w:t>
+      </w:r>
+      <w:r>
+        <w:t xml:space="preserve"> Now looking at Detroit’s yearly trends, </w:t>
+      </w:r>
+      <w:r>
+        <w:t xml:space="preserve">similarly to Golden state </w:t>
+      </w:r>
+      <w:r>
+        <w:t xml:space="preserve">we can see that they are </w:t>
+      </w:r>
+      <w:r>
+        <w:t>also</w:t>
+      </w:r>
+      <w:r>
+        <w:t xml:space="preserve"> above the yearly average. </w:t>
       </w:r>
       <w:r>
         <w:rPr>
@@ -228,10 +269,10 @@
         <w:t xml:space="preserve">: </w:t>
       </w:r>
       <w:r>
-        <w:t>This makes me believe that maybe Free throw attempts don’t correlate much to winning at all.</w:t>
-      </w:r>
-      <w:r>
-        <w:t xml:space="preserve"> </w:t>
+        <w:t>This makes me believe that maybe Free throw attempts don’t correlate much to winning</w:t>
+      </w:r>
+      <w:r>
+        <w:t>.</w:t>
       </w:r>
     </w:p>
     <w:p>
@@ -246,7 +287,24 @@
         <w:t>Rebounds:</w:t>
       </w:r>
       <w:r>
+        <w:rPr>
+          <w:b/>
+          <w:bCs/>
+        </w:rPr>
         <w:t xml:space="preserve"> </w:t>
+      </w:r>
+      <w:r>
+        <w:t>A rebound is when</w:t>
+      </w:r>
+      <w:r>
+        <w:rPr>
+          <w:b/>
+          <w:bCs/>
+        </w:rPr>
+        <w:t xml:space="preserve"> </w:t>
+      </w:r>
+      <w:r>
+        <w:t xml:space="preserve">someone gains possession of the ball after a missed shot. </w:t>
       </w:r>
       <w:r>
         <w:t>Looking at Golden State’s yearly trends, they are consistently above the yearly average. The same can be seen for Detroit’s yearly trends</w:t>
@@ -265,6 +323,9 @@
         <w:t xml:space="preserve"> </w:t>
       </w:r>
       <w:r>
+        <w:t xml:space="preserve">Similar to Free throw attempts, </w:t>
+      </w:r>
+      <w:r>
         <w:t xml:space="preserve">This </w:t>
       </w:r>
       <w:r>
@@ -283,6 +344,16 @@
         <w:t>Turnovers:</w:t>
       </w:r>
       <w:r>
+        <w:rPr>
+          <w:b/>
+          <w:bCs/>
+        </w:rPr>
+        <w:t xml:space="preserve"> </w:t>
+      </w:r>
+      <w:r>
+        <w:t>A turnover is when someone loses possession of the ball.</w:t>
+      </w:r>
+      <w:r>
         <w:t xml:space="preserve"> Looking </w:t>
       </w:r>
       <w:r>
@@ -333,36 +404,16 @@
         <w:t xml:space="preserve"> </w:t>
       </w:r>
       <w:r>
+        <w:t xml:space="preserve">A steal is when someone takes possession of the ball from an opposing team. </w:t>
+      </w:r>
+      <w:r>
         <w:t xml:space="preserve">Looking at Golden State’s yearly trends, besides a couple of years, they appear to be above the yearly average. </w:t>
       </w:r>
-      <w:proofErr w:type="spellStart"/>
-      <w:r>
-        <w:t>Detroits</w:t>
-      </w:r>
-      <w:proofErr w:type="spellEnd"/>
-      <w:r>
-        <w:t xml:space="preserve"> </w:t>
-      </w:r>
-      <w:proofErr w:type="gramStart"/>
-      <w:r>
-        <w:t>seems</w:t>
-      </w:r>
-      <w:proofErr w:type="gramEnd"/>
-      <w:r>
-        <w:t xml:space="preserve"> to be relatively close to </w:t>
-      </w:r>
-      <w:proofErr w:type="spellStart"/>
-      <w:proofErr w:type="gramStart"/>
-      <w:r>
-        <w:t>goldenstate</w:t>
-      </w:r>
-      <w:proofErr w:type="spellEnd"/>
-      <w:r>
-        <w:t xml:space="preserve">  as</w:t>
-      </w:r>
-      <w:proofErr w:type="gramEnd"/>
-      <w:r>
-        <w:t xml:space="preserve"> well.</w:t>
+      <w:r>
+        <w:t xml:space="preserve">Detroits </w:t>
+      </w:r>
+      <w:r>
+        <w:t>seems to be relatively close to goldenstate  as well.</w:t>
       </w:r>
       <w:r>
         <w:t>.</w:t>
@@ -397,7 +448,15 @@
         <w:t xml:space="preserve"> After looking at the yearly trends of the top and bottom winning teams, I wanted to look at the overall statistical correlation between each category and winning. After creating the formula in python, I uploaded the data into this cool heatmap visual. It compares each statistic to each other and to winning and how strong or weak the relationship may be. On the left we have a breakdown on what each value means in the heatmap. 1 being the best, and -1 being the worst. </w:t>
       </w:r>
       <w:r>
+        <w:t xml:space="preserve">And for color purposes, </w:t>
+      </w:r>
+      <w:r>
         <w:t>Dark green being the best correlation and the lightest color is the most detrimental.</w:t>
+      </w:r>
+    </w:p>
+    <w:p>
+      <w:r>
+        <w:t>EX: We will like right here with assists that only statistics compared to themselves will be the only ones that have a positive correlation.</w:t>
       </w:r>
     </w:p>
     <w:p>
@@ -408,7 +467,13 @@
         </w:numPr>
       </w:pPr>
       <w:r>
-        <w:t>Assists have a .26 correlation. Impactful, but not super strong. Small positive impact on winning.</w:t>
+        <w:t xml:space="preserve">Assists have a .26 correlation. </w:t>
+      </w:r>
+      <w:r>
+        <w:t>Small positive impact</w:t>
+      </w:r>
+      <w:r>
+        <w:t xml:space="preserve"> on winning</w:t>
       </w:r>
     </w:p>
     <w:p>
@@ -419,7 +484,7 @@
         </w:numPr>
       </w:pPr>
       <w:r>
-        <w:t>Rebounds have a .25 correlation. Impactful, but not super strong. Small positive impact on winning.</w:t>
+        <w:t xml:space="preserve">Rebounds have a .25 correlation. Impactful, but not super strong. </w:t>
       </w:r>
     </w:p>
     <w:p>
@@ -430,7 +495,14 @@
         </w:numPr>
       </w:pPr>
       <w:r>
-        <w:t>Turnovers have a -.30 correlation, which might hurt winning the most.</w:t>
+        <w:lastRenderedPageBreak/>
+        <w:t xml:space="preserve">Turnovers have a -.30 correlation, which </w:t>
+      </w:r>
+      <w:r>
+        <w:t>out of all of the categories, hurts winning the most</w:t>
+      </w:r>
+      <w:r>
+        <w:t>.</w:t>
       </w:r>
     </w:p>
     <w:p>
@@ -458,7 +530,20 @@
     </w:p>
     <w:p>
       <w:r>
-        <w:t>Conclusion: Read from slide</w:t>
+        <w:t xml:space="preserve">Conclusion: </w:t>
+      </w:r>
+      <w:r>
+        <w:t xml:space="preserve">Add, looking back at my data question, it doesn’t appear that there is an individual statistic that </w:t>
+      </w:r>
+      <w:r>
+        <w:rPr>
+          <w:b/>
+          <w:bCs/>
+        </w:rPr>
+        <w:t>strongly</w:t>
+      </w:r>
+      <w:r>
+        <w:t xml:space="preserve"> correlates with wins.</w:t>
       </w:r>
     </w:p>
     <w:p>
@@ -495,7 +580,6 @@
         </w:numPr>
       </w:pPr>
       <w:r>
-        <w:lastRenderedPageBreak/>
         <w:t>Team color code per graph</w:t>
       </w:r>
       <w:r>
@@ -557,58 +641,60 @@
     </w:p>
     <w:p>
       <w:pPr>
-        <w:pStyle w:val="ListParagraph"/>
         <w:numPr>
           <w:ilvl w:val="0"/>
           <w:numId w:val="3"/>
         </w:numPr>
       </w:pPr>
       <w:r>
-        <w:t>Filtering Issues in Python: I initially over-filtered my dataset, leading to misleading Power BI labels. This taught me th</w:t>
-      </w:r>
-      <w:r>
-        <w:t xml:space="preserve">at Power BI has </w:t>
-      </w:r>
-      <w:r>
-        <w:t>a lot of</w:t>
-      </w:r>
-      <w:r>
-        <w:t xml:space="preserve"> data filtering capabilities</w:t>
-      </w:r>
-      <w:r>
-        <w:t>, so I don’t have to do all of the filtering in Python</w:t>
-      </w:r>
-      <w:r>
-        <w:t xml:space="preserve"> next time</w:t>
-      </w:r>
-      <w:r>
-        <w:t>.</w:t>
-      </w:r>
-    </w:p>
-    <w:p>
-      <w:pPr>
-        <w:ind w:left="360"/>
-      </w:pPr>
-    </w:p>
-    <w:p>
-      <w:pPr>
-        <w:ind w:left="360"/>
-      </w:pPr>
-    </w:p>
-    <w:p>
-      <w:pPr>
-        <w:ind w:left="360"/>
-      </w:pPr>
-    </w:p>
-    <w:p>
-      <w:pPr>
-        <w:ind w:left="360"/>
-      </w:pPr>
-      <w:r>
-        <w:t>That concludes my presentation. Thank you for your time, and I’m happy to answer any questions you may have.</w:t>
+        <w:t>If I were to dive into this further I would look into individual players and their impacts on the teams wins.</w:t>
+      </w:r>
+    </w:p>
+    <w:p>
+      <w:pPr>
+        <w:ind w:firstLine="720"/>
+      </w:pPr>
+    </w:p>
+    <w:p>
+      <w:pPr>
+        <w:ind w:firstLine="720"/>
+      </w:pPr>
+    </w:p>
+    <w:p>
+      <w:pPr>
+        <w:ind w:firstLine="720"/>
+      </w:pPr>
+    </w:p>
+    <w:p>
+      <w:pPr>
+        <w:ind w:firstLine="720"/>
+      </w:pPr>
+      <w:r>
+        <w:t xml:space="preserve">That concludes my presentation. Thank you for your time, and I’m happy to answer </w:t>
+      </w:r>
+      <w:r>
+        <w:t xml:space="preserve">  </w:t>
+      </w:r>
+      <w:r>
+        <w:t>any questions you may have.</w:t>
+      </w:r>
+    </w:p>
+    <w:p>
+      <w:r>
+        <w:t>Set 0-4-</w:t>
+      </w:r>
+    </w:p>
+    <w:p>
+      <w:r>
+        <w:t xml:space="preserve"> For axis</w:t>
       </w:r>
     </w:p>
     <w:p/>
+    <w:p>
+      <w:r>
+        <w:t>Order the stats to match each other in the heatmap</w:t>
+      </w:r>
+    </w:p>
     <w:sectPr>
       <w:pgSz w:w="12240" w:h="15840"/>
       <w:pgMar w:top="1440" w:right="1440" w:bottom="1440" w:left="1440" w:header="720" w:footer="720" w:gutter="0"/>
